--- a/docs/topic-4-loops/CST-405-Topic-4-Project-4.docx
+++ b/docs/topic-4-loops/CST-405-Topic-4-Project-4.docx
@@ -386,7 +386,7 @@
         <w:t xml:space="preserve">Strength reduction — </w:t>
       </w:r>
       <w:r>
-        <w:t>Replace a multiply in a loop with an add. Your array indexing already does a simple form of this — find it, then generalise it.</w:t>
+        <w:t>Replace a multiply in a loop with an add. Your array indexing already does a simple form of this — find it, then generalize it.</w:t>
       </w:r>
     </w:p>
     <w:p>
@@ -548,7 +548,7 @@
         <w:spacing w:after="60"/>
       </w:pPr>
       <w:r>
-        <w:t>Every grammar rule with a non-trivial action is commented with the construct it recognises and the AST node it builds.</w:t>
+        <w:t>Every grammar rule with a non-trivial action is commented with the construct it recognizes and the AST node it builds.</w:t>
       </w:r>
     </w:p>
     <w:p>
@@ -656,7 +656,7 @@
         <w:t xml:space="preserve">Show it working, first — </w:t>
       </w:r>
       <w:r>
-        <w:t>Open with the compiler running on a non-trivial program, end to end, including executing the generated assembly. Do this before any explanation. Everything you say afterwards lands differently once the viewer has seen the thing work.</w:t>
+        <w:t>Open with the compiler running on a non-trivial program, end to end, including executing the generated assembly. Do this before any explanation. Everything you say afterward lands differently once the viewer has seen the thing work.</w:t>
       </w:r>
     </w:p>
     <w:p>
